--- a/docs/06-reflective-report.docx
+++ b/docs/06-reflective-report.docx
@@ -263,7 +263,7 @@
       </w:r>
     </w:p>
     <w:bookmarkEnd w:id="21"/>
-    <w:bookmarkStart w:id="26" w:name="what-happened"/>
+    <w:bookmarkStart w:id="27" w:name="what-happened"/>
     <w:p>
       <w:pPr>
         <w:pStyle w:val="Heading1"/>
@@ -693,8 +693,73 @@
       </w:r>
     </w:p>
     <w:bookmarkEnd w:id="25"/>
+    <w:bookmarkStart w:id="26" w:name="Xeb5317796d066ca39a2fb9e6c3dca9414fc4d3d"/>
+    <w:p>
+      <w:pPr>
+        <w:pStyle w:val="Heading2"/>
+      </w:pPr>
+      <w:r>
+        <w:t xml:space="preserve">3.5 A gap I only saw because a pipeline stopped me</w:t>
+      </w:r>
+    </w:p>
+    <w:p>
+      <w:pPr>
+        <w:pStyle w:val="FirstParagraph"/>
+      </w:pPr>
+      <w:r>
+        <w:t xml:space="preserve">Near the end I pushed an infrastructure change and the pipeline paused, waiting for approval, because the plan would replace both EC2 instances. My own risk-grading rule had caught it.</w:t>
+      </w:r>
+    </w:p>
+    <w:p>
+      <w:pPr>
+        <w:pStyle w:val="BodyText"/>
+      </w:pPr>
+      <w:r>
+        <w:t xml:space="preserve">Looking at what would break, I realised the observability stack would not come back. Prometheus, Grafana, Loki and Alertmanager were installed by a script I had run on the node by hand. Everything else in the project was defined in code and deployed by pipeline; that one part was not, and I had not noticed because it had been working since I set it up.</w:t>
+      </w:r>
+    </w:p>
+    <w:p>
+      <w:pPr>
+        <w:pStyle w:val="BodyText"/>
+      </w:pPr>
+      <w:r>
+        <w:t xml:space="preserve">That is a hole in REQ-NCA-P2-10, which asks for the cloud components and the SOAR system to be defined and configured declaratively. A bash script calling</w:t>
+      </w:r>
+      <w:r>
+        <w:t xml:space="preserve"> </w:t>
+      </w:r>
+      <w:r>
+        <w:rPr>
+          <w:rStyle w:val="VerbatimChar"/>
+        </w:rPr>
+        <w:t xml:space="preserve">helm install</w:t>
+      </w:r>
+      <w:r>
+        <w:t xml:space="preserve"> </w:t>
+      </w:r>
+      <w:r>
+        <w:t xml:space="preserve">is imperative, and it was not in version control in any meaningful sense because the configuration lived inside the script rather than as files of its own.</w:t>
+      </w:r>
+    </w:p>
+    <w:p>
+      <w:pPr>
+        <w:pStyle w:val="BodyText"/>
+      </w:pPr>
+      <w:r>
+        <w:t xml:space="preserve">So I moved the Helm values into the repository as versioned files and wrote a fourth pipeline to apply them. It resolves the environment-specific values from Terraform state at deploy time, so nothing needs editing after a node is replaced, and it verifies afterwards that every pod is running and that Alertmanager can still reach the SOAR ingest endpoint.</w:t>
+      </w:r>
+    </w:p>
+    <w:p>
+      <w:pPr>
+        <w:pStyle w:val="BodyText"/>
+      </w:pPr>
+      <w:r>
+        <w:t xml:space="preserve">Two things I take from this. The gap existed for two days and I could not see it, because working software looks the same whether or not it can be rebuilt. And the thing that exposed it was a safety control I had built for a different reason: I added the approval gate to stop a pipeline deleting infrastructure unattended, and what it actually did first was make me look properly at what a rebuild would cost.</w:t>
+      </w:r>
+    </w:p>
     <w:bookmarkEnd w:id="26"/>
-    <w:bookmarkStart w:id="27" w:name="what-i-would-do-differently"/>
+    <w:bookmarkEnd w:id="27"/>
+    <w:bookmarkStart w:id="28" w:name="what-i-would-do-differently"/>
     <w:p>
       <w:pPr>
         <w:pStyle w:val="Heading1"/>
@@ -766,31 +831,46 @@
           <w:bCs/>
           <w:b/>
         </w:rPr>
-        <w:t xml:space="preserve">Budget documentation as work, not as write-up.</w:t>
-      </w:r>
-      <w:r>
-        <w:t xml:space="preserve"> </w:t>
-      </w:r>
-      <w:r>
-        <w:t xml:space="preserve">I treated it as something that happens after building. It took most of a day, and doing it earlier would have improved the build, because writing down why a choice was made is a good way to notice that it was the wrong choice.</w:t>
-      </w:r>
-    </w:p>
-    <w:bookmarkEnd w:id="27"/>
-    <w:bookmarkStart w:id="28" w:name="what-i-learned-about-the-subject"/>
-    <w:p>
-      <w:pPr>
-        <w:pStyle w:val="Heading1"/>
-      </w:pPr>
-      <w:r>
-        <w:t xml:space="preserve">5. What I learned about the subject</w:t>
-      </w:r>
-    </w:p>
-    <w:p>
-      <w:pPr>
-        <w:pStyle w:val="FirstParagraph"/>
-      </w:pPr>
-      <w:r>
-        <w:t xml:space="preserve">Beyond the process, three technical ideas landed properly this time rather than remaining things I could define.</w:t>
+        <w:t xml:space="preserve">Ask what happens if each component is destroyed, before finishing.</w:t>
+      </w:r>
+      <w:r>
+        <w:t xml:space="preserve"> </w:t>
+      </w:r>
+      <w:r>
+        <w:t xml:space="preserve">The observability gap would have been obvious the moment I asked it, and I only got there because a pipeline forced the question.</w:t>
+      </w:r>
+      <w:r>
+        <w:t xml:space="preserve"> </w:t>
+      </w:r>
+      <w:r>
+        <w:t xml:space="preserve">“</w:t>
+      </w:r>
+      <w:r>
+        <w:t xml:space="preserve">Can this be rebuilt without me</w:t>
+      </w:r>
+      <w:r>
+        <w:t xml:space="preserve">”</w:t>
+      </w:r>
+      <w:r>
+        <w:t xml:space="preserve"> </w:t>
+      </w:r>
+      <w:r>
+        <w:t xml:space="preserve">is a better test of infrastructure as code than</w:t>
+      </w:r>
+      <w:r>
+        <w:t xml:space="preserve"> </w:t>
+      </w:r>
+      <w:r>
+        <w:t xml:space="preserve">“</w:t>
+      </w:r>
+      <w:r>
+        <w:t xml:space="preserve">is it working</w:t>
+      </w:r>
+      <w:r>
+        <w:t xml:space="preserve">”</w:t>
+      </w:r>
+      <w:r>
+        <w:t xml:space="preserve">.</w:t>
       </w:r>
     </w:p>
     <w:p>
@@ -802,13 +882,31 @@
           <w:bCs/>
           <w:b/>
         </w:rPr>
-        <w:t xml:space="preserve">Least privilege is a design tool, not a compliance box.</w:t>
-      </w:r>
-      <w:r>
-        <w:t xml:space="preserve"> </w:t>
-      </w:r>
-      <w:r>
-        <w:t xml:space="preserve">The rule engine holds no permission to modify anything. It decides and publishes; the actions act. That separation means a bug in rule evaluation cannot damage the environment, which is a stronger guarantee than any amount of careful coding in the engine. I understood the phrase before. I had not used it to make an architectural decision.</w:t>
+        <w:t xml:space="preserve">Budget documentation as work, not as write-up.</w:t>
+      </w:r>
+      <w:r>
+        <w:t xml:space="preserve"> </w:t>
+      </w:r>
+      <w:r>
+        <w:t xml:space="preserve">I treated it as something that happens after building. It took most of a day, and doing it earlier would have improved the build, because writing down why a choice was made is a good way to notice that it was the wrong choice.</w:t>
+      </w:r>
+    </w:p>
+    <w:bookmarkEnd w:id="28"/>
+    <w:bookmarkStart w:id="29" w:name="what-i-learned-about-the-subject"/>
+    <w:p>
+      <w:pPr>
+        <w:pStyle w:val="Heading1"/>
+      </w:pPr>
+      <w:r>
+        <w:t xml:space="preserve">5. What I learned about the subject</w:t>
+      </w:r>
+    </w:p>
+    <w:p>
+      <w:pPr>
+        <w:pStyle w:val="FirstParagraph"/>
+      </w:pPr>
+      <w:r>
+        <w:t xml:space="preserve">Beyond the process, three technical ideas landed properly this time rather than remaining things I could define.</w:t>
       </w:r>
     </w:p>
     <w:p>
@@ -820,13 +918,13 @@
           <w:bCs/>
           <w:b/>
         </w:rPr>
-        <w:t xml:space="preserve">Structure beats configuration.</w:t>
-      </w:r>
-      <w:r>
-        <w:t xml:space="preserve"> </w:t>
-      </w:r>
-      <w:r>
-        <w:t xml:space="preserve">The data spoke has no default route at all. Not a filtered route, not a deny rule, no route. A service placed there cannot reach the internet regardless of how its security groups are later configured, including by someone who does not know the design. Wherever a property can be guaranteed by the shape of the system, it should be, because configuration drifts and shapes do not.</w:t>
+        <w:t xml:space="preserve">Least privilege is a design tool, not a compliance box.</w:t>
+      </w:r>
+      <w:r>
+        <w:t xml:space="preserve"> </w:t>
+      </w:r>
+      <w:r>
+        <w:t xml:space="preserve">The rule engine holds no permission to modify anything. It decides and publishes; the actions act. That separation means a bug in rule evaluation cannot damage the environment, which is a stronger guarantee than any amount of careful coding in the engine. I understood the phrase before. I had not used it to make an architectural decision.</w:t>
       </w:r>
     </w:p>
     <w:p>
@@ -838,6 +936,24 @@
           <w:bCs/>
           <w:b/>
         </w:rPr>
+        <w:t xml:space="preserve">Structure beats configuration.</w:t>
+      </w:r>
+      <w:r>
+        <w:t xml:space="preserve"> </w:t>
+      </w:r>
+      <w:r>
+        <w:t xml:space="preserve">The data spoke has no default route at all. Not a filtered route, not a deny rule, no route. A service placed there cannot reach the internet regardless of how its security groups are later configured, including by someone who does not know the design. Wherever a property can be guaranteed by the shape of the system, it should be, because configuration drifts and shapes do not.</w:t>
+      </w:r>
+    </w:p>
+    <w:p>
+      <w:pPr>
+        <w:pStyle w:val="BodyText"/>
+      </w:pPr>
+      <w:r>
+        <w:rPr>
+          <w:bCs/>
+          <w:b/>
+        </w:rPr>
         <w:t xml:space="preserve">Knowing when not to act is part of automation.</w:t>
       </w:r>
       <w:r>
@@ -847,8 +963,8 @@
         <w:t xml:space="preserve">PB-004 handles availability alerts and is deliberately notify-only. Automatically isolating a host that is merely unhealthy would turn a partial outage into a total one. Deciding that in advance, and writing down why, felt more like real engineering than any of the actions I did implement.</w:t>
       </w:r>
     </w:p>
-    <w:bookmarkEnd w:id="28"/>
-    <w:bookmarkStart w:id="29" w:name="where-the-project-stands"/>
+    <w:bookmarkEnd w:id="29"/>
+    <w:bookmarkStart w:id="30" w:name="where-the-project-stands"/>
     <w:p>
       <w:pPr>
         <w:pStyle w:val="Heading1"/>
@@ -878,11 +994,11 @@
         <w:pStyle w:val="BodyText"/>
       </w:pPr>
       <w:r>
-        <w:t xml:space="preserve">The observability single point of failure and the bootstrap race are both known, documented, and have named fixes I did not have time to apply. I would rather hand over a system with three honest limitations than one where the limitations are undiscovered.</w:t>
-      </w:r>
-    </w:p>
-    <w:bookmarkEnd w:id="29"/>
-    <w:bookmarkStart w:id="30" w:name="closing"/>
+        <w:t xml:space="preserve">The observability node is still a single point of failure and the bootstrap race is still there. Both are documented with named fixes I did not have time to apply, though the stack on that node can now be restored by running one pipeline rather than by hand. I would rather hand over a system with three honest limitations than one where the limitations are undiscovered.</w:t>
+      </w:r>
+    </w:p>
+    <w:bookmarkEnd w:id="30"/>
+    <w:bookmarkStart w:id="31" w:name="closing"/>
     <w:p>
       <w:pPr>
         <w:pStyle w:val="Heading1"/>
@@ -907,7 +1023,7 @@
         <w:t xml:space="preserve">The part I did not expect is that the most instructive moment was a failure. The quarantine action being denied taught me more about IAM than any amount of it working would have, and the fix produced a security property better than the one I had designed. That has changed how I read errors. I used to want them gone. I am now more inclined to ask what the error is telling me about the boundary I have just found.</w:t>
       </w:r>
     </w:p>
-    <w:bookmarkEnd w:id="30"/>
+    <w:bookmarkEnd w:id="31"/>
     <w:sectPr/>
   </w:body>
 </w:document>

--- a/docs/06-reflective-report.docx
+++ b/docs/06-reflective-report.docx
@@ -802,6 +802,24 @@
       </w:r>
       <w:r>
         <w:t xml:space="preserve">Every hour without it was an hour where mistakes were invisible.</w:t>
+      </w:r>
+    </w:p>
+    <w:p>
+      <w:pPr>
+        <w:pStyle w:val="BodyText"/>
+      </w:pPr>
+      <w:r>
+        <w:rPr>
+          <w:bCs/>
+          <w:b/>
+        </w:rPr>
+        <w:t xml:space="preserve">Write tests for the component nobody watches.</w:t>
+      </w:r>
+      <w:r>
+        <w:t xml:space="preserve"> </w:t>
+      </w:r>
+      <w:r>
+        <w:t xml:space="preserve">The forwarder agent was the only part of the system with no unit tests, and it was also the only part that runs unattended on a host nobody logs into. It shipped with a defect that killed it on the first line it processed, and it restarted 371 times before I looked, because every log line it emitted said it was working. The parts most in need of tests are the ones whose failure is quietest, and I tested the parts that were easiest to test instead.</w:t>
       </w:r>
     </w:p>
     <w:p>

--- a/docs/06-reflective-report.docx
+++ b/docs/06-reflective-report.docx
@@ -1012,7 +1012,7 @@
         <w:pStyle w:val="BodyText"/>
       </w:pPr>
       <w:r>
-        <w:t xml:space="preserve">The observability node is still a single point of failure and the bootstrap race is still there. Both are documented with named fixes I did not have time to apply, though the stack on that node can now be restored by running one pipeline rather than by hand. I would rather hand over a system with three honest limitations than one where the limitations are undiscovered.</w:t>
+        <w:t xml:space="preserve">The observability node is still a single point of failure, the NAT gateway is still single, and the bootstrap race is still there. All three are documented with named fixes I did not have time to apply, though the stack on that node can now be restored by running one pipeline rather than by hand. The corporate server is simulated on EC2 rather than being physical hardware, which the assignment permits and which I have said plainly wherever it matters. I would rather hand over a system whose limitations are written down than one where they are undiscovered.</w:t>
       </w:r>
     </w:p>
     <w:bookmarkEnd w:id="30"/>

--- a/docs/06-reflective-report.docx
+++ b/docs/06-reflective-report.docx
@@ -802,6 +802,24 @@
       </w:r>
       <w:r>
         <w:t xml:space="preserve">Every hour without it was an hour where mistakes were invisible.</w:t>
+      </w:r>
+    </w:p>
+    <w:p>
+      <w:pPr>
+        <w:pStyle w:val="BodyText"/>
+      </w:pPr>
+      <w:r>
+        <w:rPr>
+          <w:bCs/>
+          <w:b/>
+        </w:rPr>
+        <w:t xml:space="preserve">Check for absence, not just for health.</w:t>
+      </w:r>
+      <w:r>
+        <w:t xml:space="preserve"> </w:t>
+      </w:r>
+      <w:r>
+        <w:t xml:space="preserve">Four separate failures in this project were invisible to the checks I had written, and the last one was a component that never started at all. My verification asserted that every pod which existed was running, which is a statement about the pods that exist and says nothing about the one that does not. A check that can only fail when something is present will never catch something missing.</w:t>
       </w:r>
     </w:p>
     <w:p>
